--- a/Introduccion a la Ingenieria/Kit docente/Clase 16/Guion Docente Clase 16 - Socializacion y evaluacion final del curso.docx
+++ b/Introduccion a la Ingenieria/Kit docente/Clase 16/Guion Docente Clase 16 - Socializacion y evaluacion final del curso.docx
@@ -69,7 +69,7 @@
           <w:color w:val="4A4A49"/>
           <w:sz w:val="22"/>
         </w:rPr>
-        <w:t>Tipo: Clase virtual sincrónica por Google Meet · Sesión 16 de 16 · corresponde al tema 16 del microcurrículo</w:t>
+        <w:t>Tipo: Clase virtual sincrónica por Google Meet · Sesión 11 de 11 (sesión doble junto con la Clase 15) · corresponde al tema 16 del microcurrículo</w:t>
       </w:r>
     </w:p>
     <w:p>
@@ -185,6 +185,7 @@
       <w:r>
         <w:rPr>
           <w:rFonts w:ascii="Consolas" w:hAnsi="Consolas"/>
+          <w:b w:val="0"/>
           <w:color w:val="111111"/>
           <w:sz w:val="21"/>
         </w:rPr>
@@ -233,7 +234,7 @@
           <w:color w:val="4A4A49"/>
           <w:sz w:val="21"/>
         </w:rPr>
-        <w:t xml:space="preserve"> El 40 % del corte 3 se reparte en exposición final 15 % (sesión 15) + </w:t>
+        <w:t xml:space="preserve"> El 40 % del corte 3 se reparte en exposición final 15 % (Clase 15) + </w:t>
       </w:r>
       <w:r>
         <w:rPr>
@@ -1022,7 +1023,7 @@
           <w:color w:val="4A4A49"/>
           <w:sz w:val="22"/>
         </w:rPr>
-        <w:t xml:space="preserve"> — eso fue la sesión 15 y ya tiene nota. Aquí el formato es una </w:t>
+        <w:t xml:space="preserve"> — eso fue la Clase 15 y ya tiene nota. Aquí el formato es una </w:t>
       </w:r>
       <w:r>
         <w:rPr>
@@ -1080,7 +1081,7 @@
           <w:color w:val="4A4A49"/>
           <w:sz w:val="22"/>
         </w:rPr>
-        <w:t>: cada estudiante entra a la columna de otro equipo y deja un comentario. Es rápido, es de baja presión —después de la sesión 15 el curso está cansado— y deja un registro del semestre que se puede mostrar el año siguiente.</w:t>
+        <w:t>: cada estudiante entra a la columna de otro equipo y deja un comentario. Es rápido, es de baja presión —después de la Clase 15 el curso está cansado— y deja un registro del semestre que se puede mostrar el año siguiente.</w:t>
       </w:r>
     </w:p>
     <w:p>
@@ -1098,7 +1099,7 @@
           <w:color w:val="4A4A49"/>
           <w:sz w:val="22"/>
         </w:rPr>
-        <w:t xml:space="preserve"> en la sesión 15 cada equipo escuchó cuatro exposiciones de nueve minutos, y a esa velocidad casi nadie retiene los detalles de los otros proyectos. La galería deja los cinco proyectos </w:t>
+        <w:t xml:space="preserve"> en la Clase 15 cada equipo escuchó cuatro exposiciones de nueve minutos, y a esa velocidad casi nadie retiene los detalles de los otros proyectos. La galería deja los cinco proyectos </w:t>
       </w:r>
       <w:r>
         <w:rPr>
@@ -1140,7 +1141,7 @@
           <w:color w:val="4A4A49"/>
           <w:sz w:val="22"/>
         </w:rPr>
-        <w:t xml:space="preserve"> —«ninguna limitación»—, que después de la sesión 12 no es creíble en ningún equipo.</w:t>
+        <w:t xml:space="preserve"> —«ninguna limitación»—, que después de la Clase 12 no es creíble en ningún equipo.</w:t>
       </w:r>
     </w:p>
     <w:p>
@@ -1247,7 +1248,7 @@
           <w:color w:val="4A4A49"/>
           <w:sz w:val="22"/>
         </w:rPr>
-        <w:t xml:space="preserve"> Tres criterios —cumplimiento de acuerdos, aporte al proyecto, disposición para ayudar— y la misma exigencia de la sesión 12: </w:t>
+        <w:t xml:space="preserve"> Tres criterios —cumplimiento de acuerdos, aporte al proyecto, disposición para ayudar— y la misma exigencia de la Clase 12: </w:t>
       </w:r>
       <w:r>
         <w:rPr>
@@ -1478,6 +1479,7 @@
       <w:r>
         <w:rPr>
           <w:rFonts w:ascii="Consolas" w:hAnsi="Consolas"/>
+          <w:b w:val="0"/>
           <w:color w:val="111111"/>
           <w:sz w:val="21"/>
         </w:rPr>
@@ -2199,7 +2201,7 @@
           <w:color w:val="4A4A49"/>
           <w:sz w:val="22"/>
         </w:rPr>
-        <w:t xml:space="preserve"> — la nota fue la sesión 15. Es dejar los cinco proyectos lado a lado, que es la única vez en el semestre en que el curso ve su propio trabajo completo.</w:t>
+        <w:t xml:space="preserve"> — la nota fue la Clase 15. Es dejar los cinco proyectos lado a lado, que es la única vez en el semestre en que el curso ve su propio trabajo completo.</w:t>
       </w:r>
     </w:p>
     <w:p>
@@ -2249,7 +2251,7 @@
           <w:color w:val="4A4A49"/>
           <w:sz w:val="22"/>
         </w:rPr>
-        <w:t>: después de la sesión 12, «ninguna limitación» no es creíble en ningún equipo. Decirlo ahora les da tiempo de corregirlo.</w:t>
+        <w:t>: después de la Clase 12, «ninguna limitación» no es creíble en ningún equipo. Decirlo ahora les da tiempo de corregirlo.</w:t>
       </w:r>
     </w:p>
     <w:p>
@@ -2868,7 +2870,7 @@
                 <w:color w:val="4A4A49"/>
                 <w:sz w:val="20"/>
               </w:rPr>
-              <w:t>Después de la sesión 12 todos los equipos tienen limitaciones reales, así que «ninguna» dice que no se probó con nadie.</w:t>
+              <w:t>Después de la Clase 12 todos los equipos tienen limitaciones reales, así que «ninguna» dice que no se probó con nadie.</w:t>
             </w:r>
           </w:p>
         </w:tc>
@@ -2980,7 +2982,7 @@
           <w:color w:val="4A4A49"/>
           <w:sz w:val="22"/>
         </w:rPr>
-        <w:t xml:space="preserve"> En este curso no hay evaluación escrita en el corte 3: el 40 % se reparte en la exposición final de la sesión 15 (15 %), el </w:t>
+        <w:t xml:space="preserve"> En este curso no hay evaluación escrita en el corte 3: el 40 % se reparte en la exposición final de la Clase 15 (15 %), el </w:t>
       </w:r>
       <w:r>
         <w:rPr>
@@ -3429,7 +3431,7 @@
           <w:color w:val="4A4A49"/>
           <w:sz w:val="22"/>
         </w:rPr>
-        <w:t xml:space="preserve"> —la nota fue la sesión 15— y que sirve para ver los cinco proyectos lado a lado, que es la única vez en el semestre.</w:t>
+        <w:t xml:space="preserve"> —la nota fue la Clase 15— y que sirve para ver los cinco proyectos lado a lado, que es la única vez en el semestre.</w:t>
       </w:r>
     </w:p>
     <w:p>
@@ -3605,6 +3607,7 @@
       <w:r>
         <w:rPr>
           <w:rFonts w:ascii="Consolas" w:hAnsi="Consolas"/>
+          <w:b w:val="0"/>
           <w:color w:val="111111"/>
           <w:sz w:val="21"/>
         </w:rPr>
@@ -3626,6 +3629,7 @@
       <w:r>
         <w:rPr>
           <w:rFonts w:ascii="Consolas" w:hAnsi="Consolas"/>
+          <w:b w:val="0"/>
           <w:color w:val="111111"/>
           <w:sz w:val="21"/>
         </w:rPr>
@@ -3663,6 +3667,7 @@
       <w:r>
         <w:rPr>
           <w:rFonts w:ascii="Consolas" w:hAnsi="Consolas"/>
+          <w:b w:val="0"/>
           <w:color w:val="111111"/>
           <w:sz w:val="21"/>
         </w:rPr>
@@ -3684,6 +3689,7 @@
       <w:r>
         <w:rPr>
           <w:rFonts w:ascii="Consolas" w:hAnsi="Consolas"/>
+          <w:b w:val="0"/>
           <w:color w:val="111111"/>
           <w:sz w:val="21"/>
         </w:rPr>

--- a/Introduccion a la Ingenieria/Kit docente/Clase 16/Guion Docente Clase 16 - Socializacion y evaluacion final del curso.docx
+++ b/Introduccion a la Ingenieria/Kit docente/Clase 16/Guion Docente Clase 16 - Socializacion y evaluacion final del curso.docx
@@ -69,7 +69,7 @@
           <w:color w:val="4A4A49"/>
           <w:sz w:val="22"/>
         </w:rPr>
-        <w:t>Tipo: Clase virtual sincrónica por Google Meet · Sesión 11 de 11 (sesión doble junto con la Clase 15) · corresponde al tema 16 del microcurrículo</w:t>
+        <w:t>Tipo: Clase virtual sincrónica por Microsoft Teams · Sesión 11 de 11 (sesión doble junto con la Clase 15) · corresponde al tema 16 del microcurrículo</w:t>
       </w:r>
     </w:p>
     <w:p>
@@ -98,7 +98,7 @@
           <w:color w:val="4A4A49"/>
           <w:sz w:val="22"/>
         </w:rPr>
-        <w:t xml:space="preserve"> por Google Meet · actividades en plataformas gratuitas en la nube · los 5 equipos trabajan en </w:t>
+        <w:t xml:space="preserve"> por Microsoft Teams · actividades en plataformas gratuitas en la nube · los 5 equipos trabajan en </w:t>
       </w:r>
       <w:r>
         <w:rPr>
